--- a/docs/outreach/SUMMARY.docx
+++ b/docs/outreach/SUMMARY.docx
@@ -246,6 +246,11 @@
       </w:r>
       <w:r>
         <w:t xml:space="preserve"> this part is proven; that part is not, and here is the failing test that says so.</w:t>
+      </w:r>
+    </w:p>
+    <w:p>
+      <w:r>
+        <w:t>Report (open access, CC BY 4.0): https://doi.org/10.5281/zenodo.20474613</w:t>
       </w:r>
     </w:p>
     <w:sectPr>

--- a/docs/outreach/SUMMARY.docx
+++ b/docs/outreach/SUMMARY.docx
@@ -12,7 +12,7 @@
           <w:color w:val="1A1A1A"/>
           <w:sz w:val="34"/>
         </w:rPr>
-        <w:t>Nous: a one-page summary</w:t>
+        <w:t>Psyche: a one-page summary</w:t>
       </w:r>
     </w:p>
     <w:p>
@@ -23,7 +23,7 @@
         <w:t>What it is:</w:t>
       </w:r>
       <w:r>
-        <w:t xml:space="preserve"> Nous is a dependency-free Python prototype of a memory-and-activation substrate for a cognitive architecture, presented as much as a software-testing-methodology case study as an engineering artifact: a small system built test-first, in which adversarial testing caught a sequence of real structural bugs. It is not a mind, a consciousness, an AGI, or a validated cognitive model; the neuroscience it borrows vocabulary from is conceptual inspiration only.</w:t>
+        <w:t xml:space="preserve"> Psyche is a dependency-free Python prototype of a memory-and-activation substrate for a cognitive architecture, presented as much as a software-testing-methodology case study as an engineering artifact: a small system built test-first, in which adversarial testing caught a sequence of real structural bugs. It is not a mind, a consciousness, an AGI, or a validated cognitive model; the neuroscience it borrows vocabulary from is conceptual inspiration only.</w:t>
       </w:r>
     </w:p>
     <w:p>
@@ -225,7 +225,7 @@
         <w:t>measurable</w:t>
       </w:r>
       <w:r>
-        <w:t xml:space="preserve"> cognitive effect whose direction is known independently of Nous, for example </w:t>
+        <w:t xml:space="preserve"> cognitive effect whose direction is known independently of Psyche, for example </w:t>
       </w:r>
       <w:r>
         <w:rPr>
